--- a/landing-page/program-detail/girne-american-university/executive-mba/11-emba-in-health-care-management.docx
+++ b/landing-page/program-detail/girne-american-university/executive-mba/11-emba-in-health-care-management.docx
@@ -336,7 +336,7 @@
     </w:p>
     <w:p>
       <w:r>
-        <w:t>Health care runs on clinical excellence, but it survives on management: the financing, the operations, and the regulatory relationships that keep the doors open. This Executive MBA trains the second half of that sentence for people already inside the sector. The executive core covers strategy, finance, human capital, and operations, then the coursework turns each toward health systems: managing clinical organizations, navigating payer economics, leading through regulatory change, and running the service quality metrics that inspections now live on.</w:t>
+        <w:t>Health care runs on clinical excellence, but it survives on management: the financing, the operations, and the regulatory relationships that keep the doors open. This Executive MBA trains the second half of that sentence for people already inside the sector. The executive core covers strategy, finance, human capital, and operations, then the coursework turns each toward health systems: managing clinical organisations, navigating payer economics, leading through regulatory change, and running the service quality metrics that inspections now live on.</w:t>
       </w:r>
     </w:p>
     <w:p>
@@ -454,7 +454,7 @@
         <w:pStyle w:val="ListNumber"/>
       </w:pPr>
       <w:r>
-        <w:t>Lead health care organizations with both clinical respect and commercial command</w:t>
+        <w:t>Lead health care organisations with both clinical respect and commercial command</w:t>
       </w:r>
     </w:p>
     <w:p>
@@ -666,7 +666,7 @@
         <w:pStyle w:val="ListBullet"/>
       </w:pPr>
       <w:r>
-        <w:t>Managing clinical organizations and service quality</w:t>
+        <w:t>Managing clinical organisations and service quality</w:t>
       </w:r>
     </w:p>
     <w:p>
@@ -927,7 +927,7 @@
     </w:p>
     <w:p>
       <w:r>
-        <w:t>MarkNtel values the UAE healthcare market at USD 3.4 billion in 2025, projected to reach USD 6.63 billion by 2032, and expansion at that pace is a management problem as much as a clinical one.</w:t>
+        <w:t>UAE healthcare keeps expanding, and expansion at that pace is a management problem as much as a clinical one.</w:t>
       </w:r>
     </w:p>
     <w:p>
@@ -953,7 +953,7 @@
     </w:p>
     <w:p>
       <w:r>
-        <w:t>Taggd's 2026 GCC study reports nine in ten employers struggling to find qualified candidates, and health care administration is short on formally trained leaders.</w:t>
+        <w:t>Across the Gulf, employers keep reporting shortages of qualified candidates, and health care administration is short on formally trained leaders.</w:t>
       </w:r>
     </w:p>
     <w:p>

--- a/landing-page/program-detail/girne-american-university/executive-mba/11-emba-in-health-care-management.docx
+++ b/landing-page/program-detail/girne-american-university/executive-mba/11-emba-in-health-care-management.docx
@@ -38,7 +38,7 @@
         <w:t xml:space="preserve">Meta Description: </w:t>
       </w:r>
       <w:r>
-        <w:t>12 to 18-month Executive MBA in Health Care Management from Girne American University. Online senior cohort, AED instalments. Enquire now.</w:t>
+        <w:t>12 to 18-month Executive MBA in Health Care Management from Girne American University. Online senior cohort, AED installments. Enquire now.</w:t>
       </w:r>
     </w:p>
     <w:p>
@@ -126,7 +126,7 @@
         <w:pStyle w:val="Heading2"/>
       </w:pPr>
       <w:r>
-        <w:t>Programme at a Glance</w:t>
+        <w:t>Program At A Glance</w:t>
       </w:r>
     </w:p>
     <w:tbl>
@@ -331,12 +331,12 @@
         <w:pStyle w:val="Heading2"/>
       </w:pPr>
       <w:r>
-        <w:t>Programme Overview</w:t>
+        <w:t>Program Overview</w:t>
       </w:r>
     </w:p>
     <w:p>
       <w:r>
-        <w:t>Health care runs on clinical excellence, but it survives on management: the financing, the operations, and the regulatory relationships that keep the doors open. This Executive MBA trains the second half of that sentence for people already inside the sector. The executive core covers strategy, finance, human capital, and operations, then the coursework turns each toward health systems: managing clinical organisations, navigating payer economics, leading through regulatory change, and running the service quality metrics that inspections now live on.</w:t>
+        <w:t>Health care runs on clinical excellence, but it survives on management: the financing, the operations, and the regulatory relationships that keep the doors open. This Executive MBA trains the second half of that sentence for people already inside the sector. The executive core covers strategy, finance, human capital, and operations, then the coursework turns each toward health systems: managing clinical organizations, navigating payer economics, leading through regulatory change, and running the service quality metrics that inspections now live on.</w:t>
       </w:r>
     </w:p>
     <w:p>
@@ -349,7 +349,7 @@
         <w:pStyle w:val="Heading2"/>
       </w:pPr>
       <w:r>
-        <w:t>Why Choose This Programme</w:t>
+        <w:t>Why Choose This Program</w:t>
       </w:r>
     </w:p>
     <w:p>
@@ -383,12 +383,12 @@
         <w:rPr>
           <w:b/>
         </w:rPr>
-        <w:t>Eighteen months at the outside</w:t>
+        <w:t>18 months at the outside</w:t>
       </w:r>
     </w:p>
     <w:p>
       <w:r>
-        <w:t>Health executives do not get sabbaticals. Twelve to eighteen months, executive-scheduled, is the version that survives rota realities.</w:t>
+        <w:t>Health executives do not get sabbaticals. 12 to 18 months, executive-scheduled, is the version that survives rota realities.</w:t>
       </w:r>
     </w:p>
     <w:p>
@@ -409,12 +409,12 @@
         <w:rPr>
           <w:b/>
         </w:rPr>
-        <w:t>Instalments in dirhams</w:t>
+        <w:t>Installments in dirhams</w:t>
       </w:r>
     </w:p>
     <w:p>
       <w:r>
-        <w:t>Monthly AED payments, interest-free, agreed in writing before the programme starts.</w:t>
+        <w:t>Monthly AED payments, interest-free, agreed in writing before the program starts.</w:t>
       </w:r>
     </w:p>
     <w:p>
@@ -454,7 +454,7 @@
         <w:pStyle w:val="ListNumber"/>
       </w:pPr>
       <w:r>
-        <w:t>Lead health care organisations with both clinical respect and commercial command</w:t>
+        <w:t>Lead health care organizations with both clinical respect and commercial command</w:t>
       </w:r>
     </w:p>
     <w:p>
@@ -606,7 +606,7 @@
         <w:pStyle w:val="Heading2"/>
       </w:pPr>
       <w:r>
-        <w:t>Programme Structure</w:t>
+        <w:t>Program Structure</w:t>
       </w:r>
     </w:p>
     <w:p>
@@ -666,7 +666,7 @@
         <w:pStyle w:val="ListBullet"/>
       </w:pPr>
       <w:r>
-        <w:t>Managing clinical organisations and service quality</w:t>
+        <w:t>Managing clinical organizations and service quality</w:t>
       </w:r>
     </w:p>
     <w:p>
@@ -745,7 +745,7 @@
               <w:rPr>
                 <w:sz w:val="20"/>
               </w:rPr>
-              <w:t>One success coach from enrolment to graduation</w:t>
+              <w:t>One success coach from enrollment to graduation</w:t>
             </w:r>
           </w:p>
         </w:tc>
@@ -819,7 +819,7 @@
                 <w:b/>
                 <w:sz w:val="20"/>
               </w:rPr>
-              <w:t>Affordable instalments</w:t>
+              <w:t>Affordable installments</w:t>
             </w:r>
           </w:p>
         </w:tc>
@@ -890,7 +890,7 @@
               <w:rPr>
                 <w:sz w:val="20"/>
               </w:rPr>
-              <w:t>Enrolment done with you, one step at a time</w:t>
+              <w:t>Enrollment done with you, one step at a time</w:t>
             </w:r>
           </w:p>
         </w:tc>
@@ -961,7 +961,7 @@
         <w:rPr>
           <w:b/>
         </w:rPr>
-        <w:t>Eighteen months suits clinical calendars</w:t>
+        <w:t>18 months suits clinical calendars</w:t>
       </w:r>
     </w:p>
     <w:p>
@@ -1070,7 +1070,7 @@
                 <w:b/>
                 <w:sz w:val="20"/>
               </w:rPr>
-              <w:t>Monthly Instalments</w:t>
+              <w:t>Monthly Installments</w:t>
             </w:r>
           </w:p>
         </w:tc>
@@ -1155,7 +1155,7 @@
         <w:t xml:space="preserve">Request the fee structure: </w:t>
       </w:r>
       <w:r>
-        <w:t>Fees depend on the intake and your admission profile, so no fixed figure sits here. Admissions sends the personal breakdown in writing, free and without obligation. Across our Master's programmes, totals usually land between AED 16,000 and 40,000.</w:t>
+        <w:t>Fees depend on the intake and your admission profile, so no fixed figure sits here. Admissions sends the personal breakdown in writing, free and without obligation. Across our Master's programs, totals usually land between AED 16,000 and 40,000.</w:t>
       </w:r>
     </w:p>
     <w:sectPr>
